--- a/docs/04-商业/ShiKe-Business-Plan.docx
+++ b/docs/04-商业/ShiKe-Business-Plan.docx
@@ -144,7 +144,7 @@
           <w:color w:val="595F66"/>
           <w:sz w:val="22"/>
         </w:rPr>
-        <w:t>August 2026  ·  Confidential  ·  Version 1.0</w:t>
+        <w:t>August 2026  ·  Confidential  ·  Version 1.1 (updated 2026-08-23)</w:t>
       </w:r>
     </w:p>
     <w:p>
@@ -193,7 +193,7 @@
           <w:i w:val="0"/>
           <w:sz w:val="22"/>
         </w:rPr>
-        <w:t>ShiKe is an AI food scanner that clips onto any existing refrigerator and turns it into a smart pantry. Users pass food in front of the camera once; the device photographs it, cloud AI identifies the item and reads its expiry date, and the family inventory updates automatically — no typing, no barcode hunting, no tags. A fridge-side screen, a mobile app, and a home dashboard then answer the three questions every household asks: What do we have? What is about to expire? What can we cook tonight?</w:t>
+        <w:t>ShiKe is an AI food scanner that clips onto any existing refrigerator and turns it into a smart pantry. Users pass food in front of the scanner once; on-device recognition (barcode-first, with vision fallback) identifies the item and its expiry date, and the family inventory updates automatically — no typing, no manual barcode hunting, no tags. A fridge-side screen, a mobile app, and a home dashboard then answer the three questions every household asks: What do we have? What is about to expire? What can we cook tonight?</w:t>
       </w:r>
     </w:p>
     <w:p>
@@ -215,7 +215,7 @@
           <w:i w:val="0"/>
           <w:sz w:val="22"/>
         </w:rPr>
-        <w:t>ShiKe's answer is a low-cost retrofit with zero learning curve. We have already shipped the full loop — hardware to cloud AI to software — as a working prototype: single-board hardware, a live backend (shike.live, 11 APIs, 15 tables), mobile H5, web dashboard, and a 3D-printed enclosure. We are raising an 18-month seed round to push recognition accuracy past 90%, launch through crowdfunding, and enter Japan — the first market with policy tailwind, standardized date labels, and no competing scanner product.</w:t>
+        <w:t>ShiKe's answer is a low-cost retrofit with zero learning curve. We have already shipped the full loop — hardware to cloud AI to software — as a working prototype: a dual-module hardware prototype, a live backend (shike.live, 11 APIs, 15 tables), mobile H5, web dashboard, and a 3D-printed enclosure. We are raising an 18-month seed round to push recognition accuracy past 90%, launch through crowdfunding, and enter Japan — the first market with policy tailwind, standardized date labels, and no competing scanner product.</w:t>
       </w:r>
     </w:p>
     <w:tbl>
@@ -371,7 +371,7 @@
                 <w:i w:val="0"/>
                 <w:sz w:val="20"/>
               </w:rPr>
-              <w:t>Working end-to-end prototype; live backend; V1 production-ready design in build</w:t>
+              <w:t>HW-v1 dual-module: core parts purchased (≈¥177); inner-module firmware compiled; tablet v1 implemented; live backend shike.live</w:t>
             </w:r>
           </w:p>
         </w:tc>
@@ -720,7 +720,7 @@
           <w:i w:val="0"/>
           <w:sz w:val="22"/>
         </w:rPr>
-        <w:t>single-board device with camera, touchscreen, and audio — works on any fridge, cabinet, or medicine drawer.</w:t>
+        <w:t>dual-module device — an outer touchscreen tablet plus an inner camera module — works on any fridge, cabinet, or medicine drawer.</w:t>
       </w:r>
     </w:p>
     <w:p>
@@ -734,7 +734,7 @@
           <w:i w:val="0"/>
           <w:sz w:val="22"/>
         </w:rPr>
-        <w:t xml:space="preserve">Cloud AI recognition: </w:t>
+        <w:t>Recognition is local-first: on-device EAN-13 barcode decode returns the exact product name in milliseconds; no-barcode items fall back to on-device vision, then cloud lookup for name and expiry (P95 &lt;2 s). Low-confidence results are never recorded — the user is asked to rescan rather than guessed.</w:t>
       </w:r>
       <w:r>
         <w:rPr>
@@ -743,7 +743,6 @@
           <w:i w:val="0"/>
           <w:sz w:val="22"/>
         </w:rPr>
-        <w:t>identifies product name and expiry date in 3–5 seconds; low-confidence results are rejected and the user is asked to rescan rather than guessing.</w:t>
       </w:r>
     </w:p>
     <w:p>
@@ -888,7 +887,7 @@
           <w:i w:val="0"/>
           <w:sz w:val="22"/>
         </w:rPr>
-        <w:t>a T5-E1 single board (camera, touchscreen, audio, Wi-Fi) with TuyaOpen firmware, burned and running the scan flow with HTTPS image upload.</w:t>
+        <w:t>a dual-module build — an outer T5-E1 touchscreen tablet and an inner XIAO ESP32-S3 camera module with barcode-first scan and voice feedback — running TuyaOpen + Arduino firmware with live HTTPS upload.</w:t>
       </w:r>
     </w:p>
     <w:p>
@@ -925,7 +924,7 @@
           <w:i w:val="0"/>
           <w:sz w:val="22"/>
         </w:rPr>
-        <w:t xml:space="preserve">Vision AI: </w:t>
+        <w:t>Vision AI: local-first pipeline — on-device EAN-13 barcode decode (ms, implemented), on-device YOLO category (≤500 ms, in progress), cloud lookup for exact name/expiry via Doubao (P95 &lt;2 s); low-confidence results not recorded.</w:t>
       </w:r>
       <w:r>
         <w:rPr>
@@ -934,7 +933,6 @@
           <w:i w:val="0"/>
           <w:sz w:val="22"/>
         </w:rPr>
-        <w:t>Doubao vision model via Volcano Ark, 3–5 s per scan, low-confidence results not recorded.</w:t>
       </w:r>
     </w:p>
     <w:p>
@@ -991,7 +989,7 @@
           <w:i w:val="0"/>
           <w:sz w:val="22"/>
         </w:rPr>
-        <w:t>The V1 production-oriented design is already specified and in build: an inner module (XIAO ESP32-S3 Sense with camera, microphone, light-sensor door detection, LED, and scan button) works with an outer touchscreen tablet to enable door-side continuous scanning, barcode decoding, voice feedback, and an offline queue that syncs when Wi-Fi returns. Device-token authentication and migration to AWS (S3, DynamoDB/RDS, Bedrock/Rekognition, API Gateway + Lambda, Cognito, CloudFront, Tokyo region) are planned for production and Japan data compliance (APPI).</w:t>
+        <w:t>The V1 production-oriented design is fully specified; as of 2026-08-23 the V1 core components are purchased (BOM v4.0, ≈¥177), all five inner-module firmware examples compile (esp32 2.0.14 + ZXing + C++17), and the tablet v1 interaction firmware is implemented and compiles: an inner module (XIAO ESP32-S3 Sense with camera, microphone, light-sensor door detection, LED, and scan button) works with an outer touchscreen tablet to enable door-side continuous scanning, barcode decoding, voice feedback, and an offline queue that syncs when Wi-Fi returns. Device-token authentication and migration to AWS (S3, DynamoDB/RDS, Bedrock/Rekognition, API Gateway + Lambda, Cognito, CloudFront, Tokyo region) are planned for production and Japan data compliance (APPI).</w:t>
       </w:r>
     </w:p>
     <w:p>
@@ -2587,7 +2585,7 @@
                 <w:i w:val="0"/>
                 <w:sz w:val="20"/>
               </w:rPr>
-              <w:t>¥130–160</w:t>
+              <w:t>¥140–180</w:t>
             </w:r>
           </w:p>
         </w:tc>
@@ -2717,7 +2715,7 @@
                 <w:i w:val="0"/>
                 <w:sz w:val="20"/>
               </w:rPr>
-              <w:t>≈¥180–200</w:t>
+              <w:t>≈¥160–190</w:t>
             </w:r>
           </w:p>
         </w:tc>
@@ -2764,7 +2762,7 @@
           <w:i w:val="0"/>
           <w:sz w:val="22"/>
         </w:rPr>
-        <w:t>BOM cost drops from ¥110–175 (prototype) to ¥72–110 (mass production); hardware gross margin is ≈70% at ¥299 vs. ¥90 COGS, and the blended gross-margin target is ≥55% after cloud-vision costs. Crowdfunding also pre-funds inventory: 5,000 units at ¥299 ≈ ¥1.5M of working capital.</w:t>
+        <w:t>BOM (HW-v1 dual module) is estimated at ¥150–240 per prototype unit and ¥110–165 at mass production; at ¥299 with ≈¥120–140 COGS, hardware gross margin is ≈53–60%, and the blended gross-margin target is ≥50% after cloud-vision costs (local-first barcode keeps cloud calls low). Crowdfunding also pre-funds inventory: 5,000 units at ¥299 ≈ ¥1.5M of working capital.</w:t>
       </w:r>
     </w:p>
     <w:p>
